--- a/Etická komise/Žádost etické komisi HRA0279.docx
+++ b/Etická komise/Žádost etické komisi HRA0279.docx
@@ -90,7 +90,23 @@
           <w:sz w:val="22"/>
           <w:szCs w:val="22"/>
         </w:rPr>
-        <w:t>Před podáním ev. realizací projektu biomedicínského výzkumu nebo před řešením kvalifikační práce zahrnující měření na lidských účastnících jsou z hlediska bezpečnosti a zachování práv účastníků zaměstnanci a studenti FEI povinni vyplnit tento formulář, aby mohlo dojít k posouzení aktivit Etickou komise FEI.</w:t>
+        <w:t>Před podáním ev. realizací projektu biomedicínského výzkumu nebo před řešením kvalifikační práce zahrnující měření na lidských účastnících jsou z hlediska bezpečnosti a zachování práv účastníků zaměstnanci a studenti FEI povinni vyplnit tento formulář, aby mohlo dojít k posouzení aktivit Etickou komis</w:t>
+      </w:r>
+      <w:r>
+        <w:rPr>
+          <w:rFonts w:ascii="Calibri" w:hAnsi="Calibri" w:cs="Calibri"/>
+          <w:sz w:val="22"/>
+          <w:szCs w:val="22"/>
+        </w:rPr>
+        <w:t>í</w:t>
+      </w:r>
+      <w:r>
+        <w:rPr>
+          <w:rFonts w:ascii="Calibri" w:hAnsi="Calibri" w:cs="Calibri"/>
+          <w:sz w:val="22"/>
+          <w:szCs w:val="22"/>
+        </w:rPr>
+        <w:t xml:space="preserve"> FEI.</w:t>
       </w:r>
     </w:p>
     <w:p>
@@ -189,7 +205,15 @@
           <w:sz w:val="22"/>
           <w:szCs w:val="22"/>
         </w:rPr>
-        <w:t>Při podaní žádosti jsou vyžadovány následující přílohy:</w:t>
+        <w:t>Při</w:t>
+      </w:r>
+      <w:r>
+        <w:rPr>
+          <w:rFonts w:ascii="Calibri" w:hAnsi="Calibri" w:cs="Calibri"/>
+          <w:sz w:val="22"/>
+          <w:szCs w:val="22"/>
+        </w:rPr>
+        <w:t xml:space="preserve"> podání žádosti jsou vyžadovány následující přílohy:</w:t>
       </w:r>
     </w:p>
     <w:p>
@@ -618,43 +642,11 @@
                 <w:sz w:val="20"/>
                 <w:szCs w:val="20"/>
               </w:rPr>
-              <w:t>Přepokládané datum</w:t>
-            </w:r>
-            <w:r>
-              <w:rPr>
-                <w:rFonts w:ascii="Calibri" w:eastAsia="Arial" w:hAnsi="Calibri" w:cs="Calibri"/>
-                <w:sz w:val="20"/>
-                <w:szCs w:val="20"/>
-              </w:rPr>
-              <w:t xml:space="preserve"> </w:t>
-            </w:r>
-            <w:r>
-              <w:rPr>
-                <w:rFonts w:ascii="Calibri" w:hAnsi="Calibri" w:cs="Calibri"/>
-                <w:sz w:val="20"/>
-                <w:szCs w:val="20"/>
-              </w:rPr>
-              <w:t>začátku</w:t>
-            </w:r>
-            <w:r>
-              <w:rPr>
-                <w:rFonts w:ascii="Calibri" w:eastAsia="Arial" w:hAnsi="Calibri" w:cs="Calibri"/>
-                <w:sz w:val="20"/>
-                <w:szCs w:val="20"/>
-              </w:rPr>
-              <w:t xml:space="preserve"> </w:t>
-            </w:r>
-            <w:r>
-              <w:rPr>
-                <w:rFonts w:ascii="Calibri" w:hAnsi="Calibri" w:cs="Calibri"/>
-                <w:sz w:val="20"/>
-                <w:szCs w:val="20"/>
-              </w:rPr>
-              <w:t>realizace</w:t>
-            </w:r>
-            <w:r>
-              <w:rPr>
-                <w:rFonts w:ascii="Calibri" w:eastAsia="Arial" w:hAnsi="Calibri" w:cs="Calibri"/>
+              <w:t>Předpokládané datum začátku realizace</w:t>
+            </w:r>
+            <w:r>
+              <w:rPr>
+                <w:rFonts w:ascii="Calibri" w:hAnsi="Calibri" w:cs="Calibri"/>
                 <w:sz w:val="20"/>
                 <w:szCs w:val="20"/>
               </w:rPr>
@@ -1537,62 +1529,26 @@
                 <w:sz w:val="20"/>
                 <w:szCs w:val="20"/>
               </w:rPr>
-              <w:t xml:space="preserve">Cílem práce je vývoj demonstračního firmware pro výukovou desku s </w:t>
-            </w:r>
-            <w:proofErr w:type="spellStart"/>
-            <w:r>
-              <w:rPr>
-                <w:rFonts w:ascii="Calibri" w:hAnsi="Calibri" w:cs="Calibri"/>
-                <w:sz w:val="20"/>
-                <w:szCs w:val="20"/>
-              </w:rPr>
-              <w:t>mikrokontrolérem</w:t>
-            </w:r>
-            <w:proofErr w:type="spellEnd"/>
-            <w:r>
-              <w:rPr>
-                <w:rFonts w:ascii="Calibri" w:hAnsi="Calibri" w:cs="Calibri"/>
-                <w:sz w:val="20"/>
-                <w:szCs w:val="20"/>
-              </w:rPr>
-              <w:t xml:space="preserve"> ESP32. </w:t>
-            </w:r>
-          </w:p>
-          <w:p>
-            <w:pPr>
-              <w:contextualSpacing/>
-              <w:jc w:val="both"/>
-              <w:rPr>
-                <w:rFonts w:ascii="Calibri" w:hAnsi="Calibri" w:cs="Calibri"/>
-                <w:sz w:val="20"/>
-                <w:szCs w:val="20"/>
-              </w:rPr>
-            </w:pPr>
-            <w:r>
-              <w:rPr>
-                <w:rFonts w:ascii="Calibri" w:hAnsi="Calibri" w:cs="Calibri"/>
-                <w:sz w:val="20"/>
-                <w:szCs w:val="20"/>
-              </w:rPr>
-              <w:t xml:space="preserve">Součástí řešení je modul pro měření tepové frekvence pomocí </w:t>
-            </w:r>
-            <w:proofErr w:type="spellStart"/>
-            <w:r>
-              <w:rPr>
-                <w:rFonts w:ascii="Calibri" w:hAnsi="Calibri" w:cs="Calibri"/>
-                <w:sz w:val="20"/>
-                <w:szCs w:val="20"/>
-              </w:rPr>
-              <w:t>fotopletysmografie</w:t>
-            </w:r>
-            <w:proofErr w:type="spellEnd"/>
-            <w:r>
-              <w:rPr>
-                <w:rFonts w:ascii="Calibri" w:hAnsi="Calibri" w:cs="Calibri"/>
-                <w:sz w:val="20"/>
-                <w:szCs w:val="20"/>
-              </w:rPr>
-              <w:t xml:space="preserve"> (PPG).</w:t>
+              <w:t xml:space="preserve">Cílem práce je vývoj demonstračního firmware pro výukovou desku s mikrokontrolérem ESP32. </w:t>
+            </w:r>
+          </w:p>
+          <w:p>
+            <w:pPr>
+              <w:contextualSpacing/>
+              <w:jc w:val="both"/>
+              <w:rPr>
+                <w:rFonts w:ascii="Calibri" w:hAnsi="Calibri" w:cs="Calibri"/>
+                <w:sz w:val="20"/>
+                <w:szCs w:val="20"/>
+              </w:rPr>
+            </w:pPr>
+            <w:r>
+              <w:rPr>
+                <w:rFonts w:ascii="Calibri" w:hAnsi="Calibri" w:cs="Calibri"/>
+                <w:sz w:val="20"/>
+                <w:szCs w:val="20"/>
+              </w:rPr>
+              <w:t>Součástí řešení je modul pro měření tepové frekvence pomocí fotopletysmografie (PPG).</w:t>
             </w:r>
           </w:p>
           <w:p>
@@ -1888,7 +1844,27 @@
                 <w:sz w:val="20"/>
                 <w:szCs w:val="20"/>
               </w:rPr>
-              <w:t>A) DESING VÝZKUMU</w:t>
+              <w:t>A) DESI</w:t>
+            </w:r>
+            <w:r>
+              <w:rPr>
+                <w:rFonts w:ascii="Calibri" w:hAnsi="Calibri" w:cs="Calibri"/>
+                <w:b/>
+                <w:bCs/>
+                <w:sz w:val="20"/>
+                <w:szCs w:val="20"/>
+              </w:rPr>
+              <w:t>GN</w:t>
+            </w:r>
+            <w:r>
+              <w:rPr>
+                <w:rFonts w:ascii="Calibri" w:hAnsi="Calibri" w:cs="Calibri"/>
+                <w:b/>
+                <w:bCs/>
+                <w:sz w:val="20"/>
+                <w:szCs w:val="20"/>
+              </w:rPr>
+              <w:t xml:space="preserve"> VÝZKUMU</w:t>
             </w:r>
           </w:p>
         </w:tc>
@@ -2065,121 +2041,75 @@
                 <w:sz w:val="20"/>
                 <w:szCs w:val="20"/>
               </w:rPr>
-              <w:t xml:space="preserve">Výzkum je zaměřen na demonstraci měření tepové frekvence pomocí </w:t>
-            </w:r>
-            <w:proofErr w:type="spellStart"/>
-            <w:r>
-              <w:rPr>
-                <w:rFonts w:ascii="Calibri" w:hAnsi="Calibri" w:cs="Calibri"/>
-                <w:sz w:val="20"/>
-                <w:szCs w:val="20"/>
-              </w:rPr>
-              <w:t>fotopletysmografie</w:t>
-            </w:r>
-            <w:proofErr w:type="spellEnd"/>
-            <w:r>
-              <w:rPr>
-                <w:rFonts w:ascii="Calibri" w:hAnsi="Calibri" w:cs="Calibri"/>
-                <w:sz w:val="20"/>
-                <w:szCs w:val="20"/>
-              </w:rPr>
-              <w:t xml:space="preserve"> (PPG) na výukové desce s </w:t>
-            </w:r>
-            <w:proofErr w:type="spellStart"/>
-            <w:r>
-              <w:rPr>
-                <w:rFonts w:ascii="Calibri" w:hAnsi="Calibri" w:cs="Calibri"/>
-                <w:sz w:val="20"/>
-                <w:szCs w:val="20"/>
-              </w:rPr>
-              <w:t>mikrokontrolérem</w:t>
-            </w:r>
-            <w:proofErr w:type="spellEnd"/>
-            <w:r>
-              <w:rPr>
-                <w:rFonts w:ascii="Calibri" w:hAnsi="Calibri" w:cs="Calibri"/>
-                <w:sz w:val="20"/>
-                <w:szCs w:val="20"/>
-              </w:rPr>
-              <w:t xml:space="preserve"> ESP32.</w:t>
-            </w:r>
-          </w:p>
-          <w:p>
-            <w:pPr>
-              <w:contextualSpacing/>
-              <w:jc w:val="both"/>
-              <w:rPr>
-                <w:rFonts w:ascii="Calibri" w:hAnsi="Calibri" w:cs="Calibri"/>
-                <w:sz w:val="20"/>
-                <w:szCs w:val="20"/>
-              </w:rPr>
-            </w:pPr>
-          </w:p>
-          <w:p>
-            <w:pPr>
-              <w:contextualSpacing/>
-              <w:jc w:val="both"/>
-              <w:rPr>
-                <w:rFonts w:ascii="Calibri" w:hAnsi="Calibri" w:cs="Calibri"/>
-                <w:sz w:val="20"/>
-                <w:szCs w:val="20"/>
-              </w:rPr>
-            </w:pPr>
-            <w:r>
-              <w:rPr>
-                <w:rFonts w:ascii="Calibri" w:hAnsi="Calibri" w:cs="Calibri"/>
-                <w:sz w:val="20"/>
-                <w:szCs w:val="20"/>
-              </w:rPr>
-              <w:t>Subjektem měření je dobrovolný uživatel, který přiloží prst na optický senzor. Měření je neinvazivní a probíhá v reálném čase bez ukládání dat.</w:t>
-            </w:r>
-          </w:p>
-          <w:p>
-            <w:pPr>
-              <w:contextualSpacing/>
-              <w:jc w:val="both"/>
-              <w:rPr>
-                <w:rFonts w:ascii="Calibri" w:hAnsi="Calibri" w:cs="Calibri"/>
-                <w:sz w:val="20"/>
-                <w:szCs w:val="20"/>
-              </w:rPr>
-            </w:pPr>
-          </w:p>
-          <w:p>
-            <w:pPr>
-              <w:contextualSpacing/>
-              <w:jc w:val="both"/>
-              <w:rPr>
-                <w:rFonts w:ascii="Calibri" w:hAnsi="Calibri" w:cs="Calibri"/>
-                <w:sz w:val="20"/>
-                <w:szCs w:val="20"/>
-              </w:rPr>
-            </w:pPr>
-            <w:r>
-              <w:rPr>
-                <w:rFonts w:ascii="Calibri" w:hAnsi="Calibri" w:cs="Calibri"/>
-                <w:sz w:val="20"/>
-                <w:szCs w:val="20"/>
-              </w:rPr>
-              <w:t xml:space="preserve">Použité zařízení zahrnuje výukovou desku s LED diodami (IR/RED) a </w:t>
-            </w:r>
-            <w:proofErr w:type="spellStart"/>
-            <w:r>
-              <w:rPr>
-                <w:rFonts w:ascii="Calibri" w:hAnsi="Calibri" w:cs="Calibri"/>
-                <w:sz w:val="20"/>
-                <w:szCs w:val="20"/>
-              </w:rPr>
-              <w:t>fotosenzorem</w:t>
-            </w:r>
-            <w:proofErr w:type="spellEnd"/>
-            <w:r>
-              <w:rPr>
-                <w:rFonts w:ascii="Calibri" w:hAnsi="Calibri" w:cs="Calibri"/>
-                <w:sz w:val="20"/>
-                <w:szCs w:val="20"/>
-              </w:rPr>
-              <w:t>. Naměřený signál je zpracován firmwarem a vizualizován na OLED displeji a webovém rozhraní.</w:t>
+              <w:t>Výzkum je zaměřen na demonstraci měření tepové frekvence pomocí fotopletysmografie (PPG) na výukové desce s mikrokontrolérem ESP32.</w:t>
+            </w:r>
+          </w:p>
+          <w:p>
+            <w:pPr>
+              <w:contextualSpacing/>
+              <w:jc w:val="both"/>
+              <w:rPr>
+                <w:rFonts w:ascii="Calibri" w:hAnsi="Calibri" w:cs="Calibri"/>
+                <w:sz w:val="20"/>
+                <w:szCs w:val="20"/>
+              </w:rPr>
+            </w:pPr>
+          </w:p>
+          <w:p>
+            <w:pPr>
+              <w:contextualSpacing/>
+              <w:jc w:val="both"/>
+              <w:rPr>
+                <w:rFonts w:ascii="Calibri" w:hAnsi="Calibri" w:cs="Calibri"/>
+                <w:sz w:val="20"/>
+                <w:szCs w:val="20"/>
+              </w:rPr>
+            </w:pPr>
+            <w:r>
+              <w:rPr>
+                <w:rFonts w:ascii="Calibri" w:hAnsi="Calibri" w:cs="Calibri"/>
+                <w:sz w:val="20"/>
+                <w:szCs w:val="20"/>
+              </w:rPr>
+              <w:t>Účastníkem měření je dobrovolník, který přiloží prst na optický senzor</w:t>
+            </w:r>
+            <w:r>
+              <w:rPr>
+                <w:rFonts w:ascii="Calibri" w:hAnsi="Calibri" w:cs="Calibri"/>
+                <w:sz w:val="20"/>
+                <w:szCs w:val="20"/>
+              </w:rPr>
+              <w:t>. Měření je neinvazivní a probíhá v reálném čase bez ukládání dat.</w:t>
+            </w:r>
+          </w:p>
+          <w:p>
+            <w:pPr>
+              <w:contextualSpacing/>
+              <w:jc w:val="both"/>
+              <w:rPr>
+                <w:rFonts w:ascii="Calibri" w:hAnsi="Calibri" w:cs="Calibri"/>
+                <w:sz w:val="20"/>
+                <w:szCs w:val="20"/>
+              </w:rPr>
+            </w:pPr>
+          </w:p>
+          <w:p>
+            <w:pPr>
+              <w:contextualSpacing/>
+              <w:jc w:val="both"/>
+              <w:rPr>
+                <w:rFonts w:ascii="Calibri" w:hAnsi="Calibri" w:cs="Calibri"/>
+                <w:sz w:val="20"/>
+                <w:szCs w:val="20"/>
+              </w:rPr>
+            </w:pPr>
+            <w:r>
+              <w:rPr>
+                <w:rFonts w:ascii="Calibri" w:hAnsi="Calibri" w:cs="Calibri"/>
+                <w:sz w:val="20"/>
+                <w:szCs w:val="20"/>
+              </w:rPr>
+              <w:t>Použité zařízení zahrnuje výukovou desku s LED diodami (IR/RED) a fotosenzorem. Naměřený signál je zpracován firmwarem a vizualizován na OLED displeji a webovém rozhraní.</w:t>
             </w:r>
           </w:p>
           <w:p>
@@ -2743,25 +2673,7 @@
                 <w:sz w:val="20"/>
                 <w:szCs w:val="20"/>
               </w:rPr>
-              <w:t xml:space="preserve">Rizika jsou minimální. Měření je neinvazivní a využívá </w:t>
-            </w:r>
-            <w:proofErr w:type="spellStart"/>
-            <w:r>
-              <w:rPr>
-                <w:rFonts w:ascii="Calibri" w:hAnsi="Calibri" w:cs="Calibri"/>
-                <w:sz w:val="20"/>
-                <w:szCs w:val="20"/>
-              </w:rPr>
-              <w:t>nízkovýkonové</w:t>
-            </w:r>
-            <w:proofErr w:type="spellEnd"/>
-            <w:r>
-              <w:rPr>
-                <w:rFonts w:ascii="Calibri" w:hAnsi="Calibri" w:cs="Calibri"/>
-                <w:sz w:val="20"/>
-                <w:szCs w:val="20"/>
-              </w:rPr>
-              <w:t xml:space="preserve"> LED diody, které nepředstavují zdravotní riziko.</w:t>
+              <w:t>Rizika jsou minimální. Měření je neinvazivní a využívá nízkovýkonové LED diody, které nepředstavují zdravotní riziko.</w:t>
             </w:r>
           </w:p>
           <w:p>
@@ -2869,25 +2781,7 @@
                 <w:sz w:val="20"/>
                 <w:szCs w:val="20"/>
               </w:rPr>
-              <w:t xml:space="preserve">Rizika jsou minimalizována použitím </w:t>
-            </w:r>
-            <w:proofErr w:type="spellStart"/>
-            <w:r>
-              <w:rPr>
-                <w:rFonts w:ascii="Calibri" w:hAnsi="Calibri" w:cs="Calibri"/>
-                <w:sz w:val="20"/>
-                <w:szCs w:val="20"/>
-              </w:rPr>
-              <w:t>nízkovýkonových</w:t>
-            </w:r>
-            <w:proofErr w:type="spellEnd"/>
-            <w:r>
-              <w:rPr>
-                <w:rFonts w:ascii="Calibri" w:hAnsi="Calibri" w:cs="Calibri"/>
-                <w:sz w:val="20"/>
-                <w:szCs w:val="20"/>
-              </w:rPr>
-              <w:t xml:space="preserve"> optických prvků a krátkodobým měřením.</w:t>
+              <w:t>Rizika jsou minimalizována použitím nízkovýkonových optických prvků a krátkodobým měřením.</w:t>
             </w:r>
           </w:p>
           <w:p>
@@ -4150,7 +4044,6 @@
   <w:style w:type="character" w:default="1" w:styleId="Standardnpsmoodstavce">
     <w:name w:val="Default Paragraph Font"/>
     <w:uiPriority w:val="1"/>
-    <w:semiHidden/>
     <w:unhideWhenUsed/>
   </w:style>
   <w:style w:type="table" w:default="1" w:styleId="Normlntabulka">
@@ -4623,20 +4516,20 @@
 </file>
 
 <file path=customXml/item1.xml><?xml version="1.0" encoding="utf-8"?>
+<p:properties xmlns:p="http://schemas.microsoft.com/office/2006/metadata/properties" xmlns:xsi="http://www.w3.org/2001/XMLSchema-instance" xmlns:pc="http://schemas.microsoft.com/office/infopath/2007/PartnerControls">
+  <documentManagement>
+    <_activity xmlns="345db4f9-8862-462f-be10-f6199e50d5a9" xsi:nil="true"/>
+  </documentManagement>
+</p:properties>
+</file>
+
+<file path=customXml/item2.xml><?xml version="1.0" encoding="utf-8"?>
 <?mso-contentType ?>
 <FormTemplates xmlns="http://schemas.microsoft.com/sharepoint/v3/contenttype/forms">
   <Display>DocumentLibraryForm</Display>
   <Edit>DocumentLibraryForm</Edit>
   <New>DocumentLibraryForm</New>
 </FormTemplates>
-</file>
-
-<file path=customXml/item2.xml><?xml version="1.0" encoding="utf-8"?>
-<p:properties xmlns:p="http://schemas.microsoft.com/office/2006/metadata/properties" xmlns:xsi="http://www.w3.org/2001/XMLSchema-instance" xmlns:pc="http://schemas.microsoft.com/office/infopath/2007/PartnerControls">
-  <documentManagement>
-    <_activity xmlns="345db4f9-8862-462f-be10-f6199e50d5a9" xsi:nil="true"/>
-  </documentManagement>
-</p:properties>
 </file>
 
 <file path=customXml/item3.xml><?xml version="1.0" encoding="utf-8"?>
@@ -4835,19 +4728,19 @@
 </file>
 
 <file path=customXml/itemProps1.xml><?xml version="1.0" encoding="utf-8"?>
-<ds:datastoreItem xmlns:ds="http://schemas.openxmlformats.org/officeDocument/2006/customXml" ds:itemID="{46CEAA6D-562B-453E-87E2-3A026DE8C4D8}">
+<ds:datastoreItem xmlns:ds="http://schemas.openxmlformats.org/officeDocument/2006/customXml" ds:itemID="{C206D095-92AD-4BD9-94C8-BB0201BEAA27}">
   <ds:schemaRefs>
-    <ds:schemaRef ds:uri="http://schemas.microsoft.com/sharepoint/v3/contenttype/forms"/>
+    <ds:schemaRef ds:uri="http://schemas.microsoft.com/office/2006/metadata/properties"/>
+    <ds:schemaRef ds:uri="http://schemas.microsoft.com/office/infopath/2007/PartnerControls"/>
+    <ds:schemaRef ds:uri="345db4f9-8862-462f-be10-f6199e50d5a9"/>
   </ds:schemaRefs>
 </ds:datastoreItem>
 </file>
 
 <file path=customXml/itemProps2.xml><?xml version="1.0" encoding="utf-8"?>
-<ds:datastoreItem xmlns:ds="http://schemas.openxmlformats.org/officeDocument/2006/customXml" ds:itemID="{C206D095-92AD-4BD9-94C8-BB0201BEAA27}">
+<ds:datastoreItem xmlns:ds="http://schemas.openxmlformats.org/officeDocument/2006/customXml" ds:itemID="{46CEAA6D-562B-453E-87E2-3A026DE8C4D8}">
   <ds:schemaRefs>
-    <ds:schemaRef ds:uri="http://schemas.microsoft.com/office/2006/metadata/properties"/>
-    <ds:schemaRef ds:uri="http://schemas.microsoft.com/office/infopath/2007/PartnerControls"/>
-    <ds:schemaRef ds:uri="345db4f9-8862-462f-be10-f6199e50d5a9"/>
+    <ds:schemaRef ds:uri="http://schemas.microsoft.com/sharepoint/v3/contenttype/forms"/>
   </ds:schemaRefs>
 </ds:datastoreItem>
 </file>
